--- a/Final Project Report.docx
+++ b/Final Project Report.docx
@@ -1806,4 +1806,10 @@
   </a:objectDefaults>
   <a:extraClrSchemeLst/>
 </a:theme>
+</file>
+
+<file path=docMetadata/LabelInfo.xml><?xml version="1.0" encoding="utf-8"?>
+<clbl:labelList xmlns:clbl="http://schemas.microsoft.com/office/2020/mipLabelMetadata">
+  <clbl:label id="{170051ed-867f-4092-a6af-8a42e27b7e09}" enabled="1" method="Standard" siteId="{5217e0e7-539d-4563-b1bf-7c6dcf074f91}" removed="0"/>
+</clbl:labelList>
 </file>